--- a/00-foundation-guide/publication-candidate/Lifelong_Opportunity_Foundation_Guide_English_v1.1.docx
+++ b/00-foundation-guide/publication-candidate/Lifelong_Opportunity_Foundation_Guide_English_v1.1.docx
@@ -1810,7 +1810,7 @@
           <w:rPr>
             <w:rStyle w:val="Hyperlink"/>
           </w:rPr>
-          <w:t xml:space="preserve">https://programasparaelbienestar.gob.mx/jovenes-construyendo-el-futuro/</w:t>
+          <w:t xml:space="preserve">https://www.jovenesconstruyendoelfuturo.stps.gob.mx/aprendiz</w:t>
         </w:r>
       </w:hyperlink>
     </w:p>
